--- a/downloads/gad7_method_guide.docx
+++ b/downloads/gad7_method_guide.docx
@@ -329,7 +329,7 @@
         <w:spacing w:after="126"/>
       </w:pPr>
       <w:r>
-        <w:t xml:space="preserve">У подростков с подтвержденным генерализованным тревожным расстройством исследование 2017 года сообщало об отдельных порогах ≥11 для умеренной и ≥17 для тяжелой симптоматики. Это данные конкретной небольшой выборки, не универсальные пороги для всех подростков. DOI: 10.1002/jclp.22460; PubMed: https://pubmed.ncbi.nlm.nih.gov/29069107/</w:t>
+        <w:t xml:space="preserve">У подростков с подтвержденным генерализованным тревожным расстройством исследование 2017 года сообщало об отдельных порогах ≥11 для умеренной и ≥17 для тяжелой симптоматики. Это данные конкретной небольшой выборки, не универсальные пороги для всех подростков. DOI: 10.1177/104012371702900404; PubMed: https://pubmed.ncbi.nlm.nih.gov/29069107/</w:t>
       </w:r>
     </w:p>
     <w:p>
